--- a/Arquitectura de Sistemas Computacionales/Clases/Clase 2 - Modelos de servicio IaaS PaaS SaaS/Actividad autónoma Clase 2 — ADR modelo de servicio CloudLite.docx
+++ b/Arquitectura de Sistemas Computacionales/Clases/Clase 2 - Modelos de servicio IaaS PaaS SaaS/Actividad autónoma Clase 2 — ADR modelo de servicio CloudLite.docx
@@ -492,7 +492,7 @@
           <w:color w:val="2B2B2B"/>
           <w:sz w:val="22"/>
         </w:rPr>
-        <w:t>Entrega en ExamLab (examlab.lovable.app/app · módulo Talleres) · domingo 23:59 (regla del Acuerdo). Un envío por equipo.</w:t>
+        <w:t>Entrega en ExamLab (https://examlab.lovable.app/ · módulo Talleres) · domingo 23:59 (regla del Acuerdo). Un envío por equipo.</w:t>
       </w:r>
     </w:p>
     <w:sectPr>

--- a/Arquitectura de Sistemas Computacionales/Clases/Clase 2 - Modelos de servicio IaaS PaaS SaaS/Actividad autónoma Clase 2 — ADR modelo de servicio CloudLite.docx
+++ b/Arquitectura de Sistemas Computacionales/Clases/Clase 2 - Modelos de servicio IaaS PaaS SaaS/Actividad autónoma Clase 2 — ADR modelo de servicio CloudLite.docx
@@ -282,7 +282,7 @@
           <w:color w:val="2B2B2B"/>
           <w:sz w:val="22"/>
         </w:rPr>
-        <w:t>Lea las diapositivas y el enunciado del PI (Clases/Proyecto Integrador).</w:t>
+        <w:t>Paso 1: relea la ficha y el C4 Context de la Clase 1 y copie en el encabezado del ADR el nombre del dominio y las 4 capacidades ya aprobadas, verificando que sean literalmente las mismas 4 y que no cambia de dominio a mitad de camino, porque al ser clase autonoma nadie corregira la inconsistencia antes de la entrega.</w:t>
       </w:r>
     </w:p>
     <w:p>
@@ -297,7 +297,7 @@
           <w:color w:val="2B2B2B"/>
           <w:sz w:val="22"/>
         </w:rPr>
-        <w:t>Complete una matriz IaaS/PaaS/SaaS vs su dominio (control, costo cualitativo, operación, time-to-demo).</w:t>
+        <w:t>Paso 2: complete la matriz de 4 columnas y 5 filas (control del sistema operativo, esfuerzo de operacion, tiempo hasta la primera demo, costo cualitativo con su driver, portabilidad) puntuando cada celda de 1 a 3 y sumando por columna, verificando que los tres totales de IaaS, PaaS y SaaS sean distintos: si dos empatan, vuelva a puntuar porque el criterio esta mal aplicado; la matriz queda en la seccion Modelo de servicio del informe del PI.</w:t>
       </w:r>
     </w:p>
     <w:p>
@@ -312,7 +312,7 @@
           <w:color w:val="2B2B2B"/>
           <w:sz w:val="22"/>
         </w:rPr>
-        <w:t>Redacte ADR-001 (decisión dominante + 2 alternativas descartadas).</w:t>
+        <w:t>Paso 3: redacte el ADR-001 con las 7 secciones obligatorias (titulo, estado, contexto en 3 frases, decision en 1 frase, 2 alternativas descartadas con motivo, 2 consecuencias positivas y 2 negativas, impacto en el PI), verificando que la decision nombre un unico modelo dominante y no un poco de todo, y que cada alternativa descartada explique el motivo en terminos de este dominio y no en teoria.</w:t>
       </w:r>
     </w:p>
     <w:p>
@@ -327,7 +327,7 @@
           <w:color w:val="2B2B2B"/>
           <w:sz w:val="22"/>
         </w:rPr>
-        <w:t>Actualice el informe PI (sección «Modelo de servicio»).</w:t>
+        <w:t>Paso 4: escriba en ExamLab el diagrama Mermaid de responsabilidad compartida con 3 subgrafos (IaaS, PaaS, SaaS), 4 capas por subgrafo y un nodo final de decision, verificando al renderizar que se cuentan 12 nodos de capa, que los nodos gestionados por el equipo y por el proveedor quedan pintados distinto y que la caja de decision cita el mismo modelo del ADR-001.</w:t>
       </w:r>
     </w:p>
     <w:p>
@@ -342,7 +342,7 @@
           <w:color w:val="2B2B2B"/>
           <w:sz w:val="22"/>
         </w:rPr>
-        <w:t>Entrega domingo 23:59 en **ExamLab** (Talleres) — mismo doc del PI o anexo.</w:t>
+        <w:t>Paso 5: pegue matriz, ADR-001 y diagrama en las 5 preguntas del taller, actualice la seccion Modelo de servicio del informe con el mismo texto del ADR y suba todo a ExamLab (modulo Talleres) antes del domingo 23:59, verificando que el modelo elegido se pueda demostrar sin tarjeta de credito ni cloud de pago.</w:t>
       </w:r>
     </w:p>
     <w:p>
@@ -493,6 +493,241 @@
           <w:sz w:val="22"/>
         </w:rPr>
         <w:t>Entrega en ExamLab (https://examlab.lovable.app/ · módulo Talleres) · domingo 23:59 (regla del Acuerdo). Un envío por equipo.</w:t>
+      </w:r>
+    </w:p>
+    <w:p>
+      <w:pPr>
+        <w:spacing w:after="120" w:before="0"/>
+        <w:jc w:val="left"/>
+      </w:pPr>
+      <w:r>
+        <w:rPr>
+          <w:rFonts w:ascii="Calibri" w:hAnsi="Calibri" w:eastAsia="Calibri"/>
+          <w:b/>
+          <w:color w:val="095292"/>
+          <w:sz w:val="24"/>
+        </w:rPr>
+        <w:t>10. Que vas a resolver en ExamLab</w:t>
+      </w:r>
+    </w:p>
+    <w:p>
+      <w:pPr>
+        <w:spacing w:after="120" w:before="0"/>
+        <w:jc w:val="left"/>
+      </w:pPr>
+      <w:r>
+        <w:rPr>
+          <w:rFonts w:ascii="Calibri" w:hAnsi="Calibri" w:eastAsia="Calibri"/>
+          <w:b w:val="0"/>
+          <w:color w:val="2B2B2B"/>
+          <w:sz w:val="22"/>
+        </w:rPr>
+        <w:t>El estudiante produce el ADR-001 de CloudLite con una matriz puntuada IaaS/PaaS/SaaS y un diagrama de responsabilidad compartida que justifica el modelo dominante elegido.</w:t>
+      </w:r>
+    </w:p>
+    <w:p>
+      <w:pPr>
+        <w:spacing w:after="120" w:before="0"/>
+        <w:jc w:val="left"/>
+      </w:pPr>
+      <w:r>
+        <w:rPr>
+          <w:rFonts w:ascii="Calibri" w:hAnsi="Calibri" w:eastAsia="Calibri"/>
+          <w:b w:val="0"/>
+          <w:color w:val="2B2B2B"/>
+          <w:sz w:val="22"/>
+        </w:rPr>
+        <w:t>El taller se resuelve y se entrega en ExamLab (https://examlab.lovable.app/), en el modulo Talleres. Son 5 preguntas y suman 100 puntos. Lo que sigue es lo que vas a encontrar en cada una, para que sepas de antemano en que forma se responde:</w:t>
+      </w:r>
+    </w:p>
+    <w:p>
+      <w:r>
+        <w:rPr>
+          <w:rFonts w:ascii="Calibri" w:hAnsi="Calibri" w:eastAsia="Calibri"/>
+          <w:b/>
+          <w:color w:val="2B2B2B"/>
+          <w:sz w:val="22"/>
+        </w:rPr>
+        <w:t>Pregunta 1 - Respuesta escrita (25 pts):</w:t>
+      </w:r>
+      <w:r>
+        <w:rPr>
+          <w:rFonts w:ascii="Calibri" w:hAnsi="Calibri" w:eastAsia="Calibri"/>
+          <w:b w:val="0"/>
+          <w:color w:val="2B2B2B"/>
+          <w:sz w:val="22"/>
+        </w:rPr>
+        <w:t xml:space="preserve"> Matriz IaaS / PaaS / SaaS aplicada a su dominio.</w:t>
+      </w:r>
+    </w:p>
+    <w:p>
+      <w:pPr>
+        <w:pStyle w:val="ListBullet"/>
+        <w:spacing w:after="40"/>
+      </w:pPr>
+      <w:r>
+        <w:rPr>
+          <w:rFonts w:ascii="Calibri" w:hAnsi="Calibri" w:eastAsia="Calibri"/>
+          <w:b w:val="0"/>
+          <w:color w:val="2B2B2B"/>
+          <w:sz w:val="22"/>
+        </w:rPr>
+        <w:t>Un cuadro de texto. Se escribe directamente en la plataforma; no se sube archivo.</w:t>
+      </w:r>
+    </w:p>
+    <w:p>
+      <w:r>
+        <w:rPr>
+          <w:rFonts w:ascii="Calibri" w:hAnsi="Calibri" w:eastAsia="Calibri"/>
+          <w:b/>
+          <w:color w:val="2B2B2B"/>
+          <w:sz w:val="22"/>
+        </w:rPr>
+        <w:t>Pregunta 2 - Respuesta escrita (30 pts):</w:t>
+      </w:r>
+      <w:r>
+        <w:rPr>
+          <w:rFonts w:ascii="Calibri" w:hAnsi="Calibri" w:eastAsia="Calibri"/>
+          <w:b w:val="0"/>
+          <w:color w:val="2B2B2B"/>
+          <w:sz w:val="22"/>
+        </w:rPr>
+        <w:t xml:space="preserve"> ADR-001: modelo de servicio dominante de CloudLite.</w:t>
+      </w:r>
+    </w:p>
+    <w:p>
+      <w:pPr>
+        <w:pStyle w:val="ListBullet"/>
+        <w:spacing w:after="40"/>
+      </w:pPr>
+      <w:r>
+        <w:rPr>
+          <w:rFonts w:ascii="Calibri" w:hAnsi="Calibri" w:eastAsia="Calibri"/>
+          <w:b w:val="0"/>
+          <w:color w:val="2B2B2B"/>
+          <w:sz w:val="22"/>
+        </w:rPr>
+        <w:t>Un cuadro de texto. Se escribe directamente en la plataforma; no se sube archivo.</w:t>
+      </w:r>
+    </w:p>
+    <w:p>
+      <w:r>
+        <w:rPr>
+          <w:rFonts w:ascii="Calibri" w:hAnsi="Calibri" w:eastAsia="Calibri"/>
+          <w:b/>
+          <w:color w:val="2B2B2B"/>
+          <w:sz w:val="22"/>
+        </w:rPr>
+        <w:t>Pregunta 3 - Diagrama (Mermaid) (25 pts):</w:t>
+      </w:r>
+      <w:r>
+        <w:rPr>
+          <w:rFonts w:ascii="Calibri" w:hAnsi="Calibri" w:eastAsia="Calibri"/>
+          <w:b w:val="0"/>
+          <w:color w:val="2B2B2B"/>
+          <w:sz w:val="22"/>
+        </w:rPr>
+        <w:t xml:space="preserve"> Responsabilidad compartida en Mermaid.</w:t>
+      </w:r>
+    </w:p>
+    <w:p>
+      <w:pPr>
+        <w:pStyle w:val="ListBullet"/>
+        <w:spacing w:after="40"/>
+      </w:pPr>
+      <w:r>
+        <w:rPr>
+          <w:rFonts w:ascii="Calibri" w:hAnsi="Calibri" w:eastAsia="Calibri"/>
+          <w:b w:val="0"/>
+          <w:color w:val="2B2B2B"/>
+          <w:sz w:val="22"/>
+        </w:rPr>
+        <w:t>El diagrama se escribe como texto en sintaxis Mermaid y la plataforma lo dibuja al instante. No hay que exportar imagenes ni salir a otra herramienta.</w:t>
+      </w:r>
+    </w:p>
+    <w:p>
+      <w:r>
+        <w:rPr>
+          <w:rFonts w:ascii="Calibri" w:hAnsi="Calibri" w:eastAsia="Calibri"/>
+          <w:b/>
+          <w:color w:val="2B2B2B"/>
+          <w:sz w:val="22"/>
+        </w:rPr>
+        <w:t>Pregunta 4 - Seleccion multiple (12 pts):</w:t>
+      </w:r>
+      <w:r>
+        <w:rPr>
+          <w:rFonts w:ascii="Calibri" w:hAnsi="Calibri" w:eastAsia="Calibri"/>
+          <w:b w:val="0"/>
+          <w:color w:val="2B2B2B"/>
+          <w:sz w:val="22"/>
+        </w:rPr>
+        <w:t xml:space="preserve"> Que es cierto de PaaS.</w:t>
+      </w:r>
+    </w:p>
+    <w:p>
+      <w:pPr>
+        <w:pStyle w:val="ListBullet"/>
+        <w:spacing w:after="40"/>
+      </w:pPr>
+      <w:r>
+        <w:rPr>
+          <w:rFonts w:ascii="Calibri" w:hAnsi="Calibri" w:eastAsia="Calibri"/>
+          <w:b w:val="0"/>
+          <w:color w:val="2B2B2B"/>
+          <w:sz w:val="22"/>
+        </w:rPr>
+        <w:t>Varias opciones y mas de una correcta; marque todas las que apliquen.</w:t>
+      </w:r>
+    </w:p>
+    <w:p>
+      <w:r>
+        <w:rPr>
+          <w:rFonts w:ascii="Calibri" w:hAnsi="Calibri" w:eastAsia="Calibri"/>
+          <w:b/>
+          <w:color w:val="2B2B2B"/>
+          <w:sz w:val="22"/>
+        </w:rPr>
+        <w:t>Pregunta 5 - Seleccion unica (8 pts):</w:t>
+      </w:r>
+      <w:r>
+        <w:rPr>
+          <w:rFonts w:ascii="Calibri" w:hAnsi="Calibri" w:eastAsia="Calibri"/>
+          <w:b w:val="0"/>
+          <w:color w:val="2B2B2B"/>
+          <w:sz w:val="22"/>
+        </w:rPr>
+        <w:t xml:space="preserve"> Clasifique esta parte de CloudLite.</w:t>
+      </w:r>
+    </w:p>
+    <w:p>
+      <w:pPr>
+        <w:pStyle w:val="ListBullet"/>
+        <w:spacing w:after="40"/>
+      </w:pPr>
+      <w:r>
+        <w:rPr>
+          <w:rFonts w:ascii="Calibri" w:hAnsi="Calibri" w:eastAsia="Calibri"/>
+          <w:b w:val="0"/>
+          <w:color w:val="2B2B2B"/>
+          <w:sz w:val="22"/>
+        </w:rPr>
+        <w:t>Varias opciones, una sola correcta.</w:t>
+      </w:r>
+    </w:p>
+    <w:p>
+      <w:pPr>
+        <w:spacing w:after="120" w:before="0"/>
+        <w:jc w:val="left"/>
+      </w:pPr>
+      <w:r>
+        <w:rPr>
+          <w:rFonts w:ascii="Calibri" w:hAnsi="Calibri" w:eastAsia="Calibri"/>
+          <w:b w:val="0"/>
+          <w:color w:val="2B2B2B"/>
+          <w:sz w:val="22"/>
+        </w:rPr>
+        <w:t>Cada pregunta trae su propio enunciado completo dentro de la plataforma: puedes resolver el taller leyendo solo ExamLab. Este documento sirve para prepararte y para trabajar en equipo antes de responder.</w:t>
       </w:r>
     </w:p>
     <w:sectPr>

--- a/Arquitectura de Sistemas Computacionales/Clases/Clase 2 - Modelos de servicio IaaS PaaS SaaS/Actividad autónoma Clase 2 — ADR modelo de servicio CloudLite.docx
+++ b/Arquitectura de Sistemas Computacionales/Clases/Clase 2 - Modelos de servicio IaaS PaaS SaaS/Actividad autónoma Clase 2 — ADR modelo de servicio CloudLite.docx
@@ -387,7 +387,7 @@
           <w:color w:val="2B2B2B"/>
           <w:sz w:val="22"/>
         </w:rPr>
-        <w:t>Cualquier integrante puede explicar la decisión en 60 segundos.</w:t>
+        <w:t>Puedes explicar tu decisión en 60 segundos (si trabajas en equipo autorizado, cualquier integrante debe poder hacerlo).</w:t>
       </w:r>
     </w:p>
     <w:p>
@@ -492,7 +492,7 @@
           <w:color w:val="2B2B2B"/>
           <w:sz w:val="22"/>
         </w:rPr>
-        <w:t>Entrega en ExamLab (https://examlab.lovable.app/ · módulo Talleres) · domingo 23:59 (regla del Acuerdo). Un envío por equipo.</w:t>
+        <w:t>Entrega en ExamLab (https://examlab.lovable.app/ · módulo Talleres) · domingo 23:59 (regla del Acuerdo). Modalidad de trabajo: individual por defecto; el docente puede autorizar equipos de 2 o 3 y en ese caso el artefacto puede ser compartido, pero el envío en ExamLab es siempre individual (responde con tus propias palabras).</w:t>
       </w:r>
     </w:p>
     <w:p>
@@ -727,7 +727,7 @@
           <w:color w:val="2B2B2B"/>
           <w:sz w:val="22"/>
         </w:rPr>
-        <w:t>Cada pregunta trae su propio enunciado completo dentro de la plataforma: puedes resolver el taller leyendo solo ExamLab. Este documento sirve para prepararte y para trabajar en equipo antes de responder.</w:t>
+        <w:t>Cada pregunta trae su propio enunciado completo dentro de la plataforma: puedes resolver el taller leyendo solo ExamLab. Este documento sirve para prepararte y conservar tus respuestas. La actividad es individual; si el docente autoriza trabajo en equipo, la entrega en ExamLab sigue siendo individual.</w:t>
       </w:r>
     </w:p>
     <w:sectPr>
